--- a/Data Structure and Algorithm/Quiz_2_Study_Sample.docx
+++ b/Data Structure and Algorithm/Quiz_2_Study_Sample.docx
@@ -52,27 +52,241 @@
     </w:p>
     <w:p>
       <w:pPr>
+        <w:pStyle w:val="NormalWeb"/>
+        <w:rPr>
+          <w:b/>
+          <w:bCs/>
+        </w:rPr>
+      </w:pPr>
+      <w:r>
+        <w:rPr>
+          <w:b/>
+        </w:rPr>
+        <w:t>Structure</w:t>
+      </w:r>
+      <w:r>
+        <w:rPr>
+          <w:b/>
+        </w:rPr>
+        <w:t>:</w:t>
+      </w:r>
+      <w:r>
+        <w:br/>
+      </w:r>
+      <w:proofErr w:type="spellStart"/>
+      <w:r>
+        <w:t>Kruskal’s</w:t>
+      </w:r>
+      <w:proofErr w:type="spellEnd"/>
+      <w:r>
+        <w:t xml:space="preserve"> algorithm constructs multiple small trees and combines them, </w:t>
+      </w:r>
+      <w:r>
+        <w:br/>
+      </w:r>
+      <w:r>
+        <w:t>while Prim’s algorithm grows a single tree starting from a chosen node.</w:t>
+      </w:r>
+      <w:r>
+        <w:t xml:space="preserve"> </w:t>
+      </w:r>
+      <w:r>
+        <w:br/>
+      </w:r>
+      <w:r>
+        <w:rPr>
+          <w:b/>
+          <w:bCs/>
+        </w:rPr>
+        <w:br/>
+      </w:r>
+      <w:r>
+        <w:rPr>
+          <w:b/>
+          <w:bCs/>
+        </w:rPr>
+        <w:t>Starting Point</w:t>
+      </w:r>
+      <w:r>
+        <w:rPr>
+          <w:b/>
+          <w:bCs/>
+        </w:rPr>
+        <w:t>:</w:t>
+      </w:r>
+      <w:r>
+        <w:rPr>
+          <w:b/>
+          <w:bCs/>
+        </w:rPr>
+        <w:br/>
+      </w:r>
+      <w:proofErr w:type="spellStart"/>
+      <w:r>
+        <w:t>Kruskal</w:t>
+      </w:r>
+      <w:proofErr w:type="spellEnd"/>
+      <w:r>
+        <w:t xml:space="preserve">: </w:t>
+      </w:r>
+      <w:r>
+        <w:rPr>
+          <w:b/>
+          <w:bCs/>
+        </w:rPr>
+        <w:t>No starting node needed</w:t>
+      </w:r>
+      <w:r>
+        <w:t xml:space="preserve"> </w:t>
+      </w:r>
+      <w:r>
+        <w:br/>
+      </w:r>
+      <w:r>
+        <w:t xml:space="preserve">Prim: </w:t>
+      </w:r>
+      <w:r>
+        <w:rPr>
+          <w:b/>
+          <w:bCs/>
+        </w:rPr>
+        <w:t>Must start from a node</w:t>
+      </w:r>
+      <w:r>
+        <w:rPr>
+          <w:b/>
+          <w:bCs/>
+        </w:rPr>
+        <w:br/>
+      </w:r>
+      <w:r>
+        <w:br/>
+      </w:r>
+      <w:r>
+        <w:rPr>
+          <w:b/>
+        </w:rPr>
+        <w:t>Approach</w:t>
+      </w:r>
+      <w:r>
+        <w:t xml:space="preserve">: </w:t>
+      </w:r>
+      <w:r>
+        <w:br/>
+      </w:r>
+      <w:proofErr w:type="spellStart"/>
+      <w:r>
+        <w:t>Kruskal</w:t>
+      </w:r>
+      <w:proofErr w:type="spellEnd"/>
+      <w:r>
+        <w:t>: P</w:t>
+      </w:r>
+      <w:r>
+        <w:t>icks smallest edges globally)</w:t>
+      </w:r>
+      <w:r>
+        <w:t>.</w:t>
+      </w:r>
+      <w:r>
+        <w:br/>
+      </w:r>
+      <w:r>
+        <w:t>Prim</w:t>
+      </w:r>
+      <w:r>
+        <w:t>: G</w:t>
+      </w:r>
+      <w:r>
+        <w:t>rows tree from a starting node</w:t>
+      </w:r>
+      <w:r>
+        <w:t>.</w:t>
+      </w:r>
+      <w:r>
+        <w:br/>
+      </w:r>
+      <w:r>
+        <w:br/>
+      </w:r>
+      <w:r>
+        <w:rPr>
+          <w:b/>
+          <w:bCs/>
+        </w:rPr>
+        <w:t>Cycle Handling</w:t>
+      </w:r>
+      <w:r>
+        <w:rPr>
+          <w:b/>
+          <w:bCs/>
+        </w:rPr>
+        <w:t>:</w:t>
+      </w:r>
+      <w:r>
+        <w:rPr>
+          <w:b/>
+          <w:bCs/>
+        </w:rPr>
+        <w:br/>
+      </w:r>
+      <w:proofErr w:type="spellStart"/>
+      <w:r>
+        <w:t>Kruskal</w:t>
+      </w:r>
+      <w:proofErr w:type="spellEnd"/>
+      <w:r>
+        <w:t xml:space="preserve">: Uses </w:t>
+      </w:r>
+      <w:r>
+        <w:rPr>
+          <w:b/>
+          <w:bCs/>
+        </w:rPr>
+        <w:t>Union-Find (Disjoint Set)</w:t>
+      </w:r>
+      <w:r>
+        <w:t xml:space="preserve"> to avoid cycles.</w:t>
+      </w:r>
+      <w:r>
+        <w:br/>
+      </w:r>
+      <w:r>
+        <w:t xml:space="preserve">Prim: Uses </w:t>
+      </w:r>
+      <w:r>
+        <w:rPr>
+          <w:b/>
+          <w:bCs/>
+        </w:rPr>
+        <w:t>visited array / priority queue</w:t>
+      </w:r>
+      <w:r>
+        <w:t>, cycles avoided naturally</w:t>
+      </w:r>
+      <w:r>
+        <w:t>.</w:t>
+      </w:r>
+    </w:p>
+    <w:p>
+      <w:pPr>
+        <w:pStyle w:val="NormalWeb"/>
+      </w:pPr>
+    </w:p>
+    <w:p>
+      <w:pPr>
         <w:spacing w:before="100" w:beforeAutospacing="1" w:after="100" w:afterAutospacing="1" w:line="240" w:lineRule="auto"/>
       </w:pPr>
-      <w:proofErr w:type="spellStart"/>
-      <w:r>
-        <w:t>Kruskal’s</w:t>
-      </w:r>
-      <w:proofErr w:type="spellEnd"/>
-      <w:r>
-        <w:t xml:space="preserve"> algorithm constructs multiple small trees and combines them, while Prim’s algorithm grows a single tree starting from a chosen node.</w:t>
-      </w:r>
     </w:p>
     <w:p>
       <w:pPr>
         <w:spacing w:before="100" w:beforeAutospacing="1" w:after="100" w:afterAutospacing="1" w:line="240" w:lineRule="auto"/>
       </w:pPr>
-    </w:p>
-    <w:p>
-      <w:pPr>
-        <w:spacing w:before="100" w:beforeAutospacing="1" w:after="100" w:afterAutospacing="1" w:line="240" w:lineRule="auto"/>
-      </w:pPr>
-      <w:r>
+      <w:r>
+        <w:rPr>
+          <w:b/>
+          <w:u w:val="single"/>
+        </w:rPr>
         <w:t>BFS (Breadth First Search):</w:t>
       </w:r>
       <w:r>
@@ -409,6 +623,10 @@
         <w:spacing w:before="100" w:beforeAutospacing="1" w:after="100" w:afterAutospacing="1" w:line="240" w:lineRule="auto"/>
       </w:pPr>
       <w:r>
+        <w:rPr>
+          <w:b/>
+          <w:u w:val="single"/>
+        </w:rPr>
         <w:t>DFS(Depth First Search):</w:t>
       </w:r>
       <w:r>
@@ -881,7 +1099,6 @@
         <w:pStyle w:val="Heading4"/>
       </w:pPr>
       <w:r>
-        <w:lastRenderedPageBreak/>
         <w:t xml:space="preserve">1. </w:t>
       </w:r>
       <w:r>
@@ -1404,6 +1621,7 @@
         <w:rPr>
           <w:noProof/>
         </w:rPr>
+        <w:lastRenderedPageBreak/>
         <w:drawing>
           <wp:inline distT="0" distB="0" distL="0" distR="0">
             <wp:extent cx="5981700" cy="4000500"/>
@@ -1455,7 +1673,6 @@
         <w:rPr>
           <w:noProof/>
         </w:rPr>
-        <w:lastRenderedPageBreak/>
         <w:drawing>
           <wp:inline distT="0" distB="0" distL="0" distR="0">
             <wp:extent cx="5943600" cy="3937635"/>
@@ -1509,7 +1726,8 @@
           <w:color w:val="FF0000"/>
           <w:u w:val="single"/>
         </w:rPr>
-        <w:t>How many edges will a tree have which contains total (2n2 + 3n - 4) nodes?</w:t>
+        <w:lastRenderedPageBreak/>
+        <w:t xml:space="preserve">How many edges will a tree have which contains total (2n2 + 3n - 4) nodes? </w:t>
       </w:r>
       <w:r>
         <w:rPr>
@@ -1517,123 +1735,110 @@
           <w:color w:val="FF0000"/>
           <w:u w:val="single"/>
         </w:rPr>
+        <w:br/>
+      </w:r>
+      <w:r>
+        <w:t xml:space="preserve">In graph theory, any </w:t>
+      </w:r>
+      <w:r>
+        <w:rPr>
+          <w:rStyle w:val="Strong"/>
+        </w:rPr>
+        <w:t>tree</w:t>
+      </w:r>
+      <w:r>
+        <w:t xml:space="preserve"> with ( N ) nodes always has:</w:t>
+      </w:r>
+      <w:r>
+        <w:br/>
+        <w:t>edges</w:t>
+      </w:r>
+      <w:r>
         <w:t xml:space="preserve"> </w:t>
       </w:r>
+      <w:r>
+        <w:t>= N - 1</w:t>
+      </w:r>
+    </w:p>
+    <w:p>
+      <w:pPr>
+        <w:spacing w:before="100" w:beforeAutospacing="1" w:after="100" w:afterAutospacing="1" w:line="240" w:lineRule="auto"/>
+        <w:rPr>
+          <w:rFonts w:ascii="Times New Roman" w:eastAsia="Times New Roman" w:hAnsi="Times New Roman" w:cs="Times New Roman"/>
+          <w:sz w:val="24"/>
+          <w:szCs w:val="24"/>
+        </w:rPr>
+      </w:pPr>
+      <w:r>
+        <w:rPr>
+          <w:rFonts w:ascii="Times New Roman" w:eastAsia="Times New Roman" w:hAnsi="Times New Roman" w:cs="Times New Roman"/>
+          <w:sz w:val="24"/>
+          <w:szCs w:val="24"/>
+        </w:rPr>
+        <w:t>So, the number of edges will be:</w:t>
+      </w:r>
+      <w:r>
+        <w:rPr>
+          <w:rFonts w:ascii="Times New Roman" w:eastAsia="Times New Roman" w:hAnsi="Times New Roman" w:cs="Times New Roman"/>
+          <w:sz w:val="24"/>
+          <w:szCs w:val="24"/>
+        </w:rPr>
+        <w:br/>
+      </w:r>
+      <w:r>
+        <w:t>(2n2+3n−4)−1=2n2+3n−5</w:t>
+      </w:r>
+      <w:r>
+        <w:br/>
+      </w:r>
+      <w:r>
+        <w:br/>
+        <w:t>So, the number of edges will be:</w:t>
+      </w:r>
+      <w:r>
+        <w:br/>
+        <w:t>2n^2 + 3n - 5</w:t>
+      </w:r>
+      <w:r>
+        <w:br/>
+      </w:r>
+    </w:p>
+    <w:p>
+      <w:pPr>
+        <w:pStyle w:val="Heading3"/>
+      </w:pPr>
+      <w:r>
+        <w:rPr>
+          <w:rFonts w:ascii="Segoe UI Symbol" w:hAnsi="Segoe UI Symbol" w:cs="Segoe UI Symbol"/>
+        </w:rPr>
+        <w:t>✅</w:t>
+      </w:r>
+      <w:r>
+        <w:t xml:space="preserve"> Final Answer:</w:t>
+      </w:r>
+      <w:r>
+        <w:br/>
+        <w:t>2n^2 + 3n - 5</w:t>
+      </w:r>
+    </w:p>
+    <w:p>
+      <w:pPr>
+        <w:pStyle w:val="NormalWeb"/>
+      </w:pPr>
       <w:r>
         <w:rPr>
           <w:b/>
           <w:color w:val="FF0000"/>
           <w:u w:val="single"/>
         </w:rPr>
-        <w:br/>
-      </w:r>
-      <w:r>
-        <w:t xml:space="preserve">In graph theory, any </w:t>
-      </w:r>
-      <w:r>
-        <w:rPr>
-          <w:rStyle w:val="Strong"/>
-        </w:rPr>
-        <w:t>tree</w:t>
-      </w:r>
-      <w:r>
-        <w:t xml:space="preserve"> with ( N ) nodes always has:</w:t>
-      </w:r>
-      <w:r>
-        <w:br/>
-        <w:t>edges</w:t>
-      </w:r>
-      <w:r>
-        <w:t xml:space="preserve"> </w:t>
-      </w:r>
-      <w:r>
-        <w:t>= N - 1</w:t>
-      </w:r>
-    </w:p>
-    <w:p>
-      <w:pPr>
-        <w:spacing w:before="100" w:beforeAutospacing="1" w:after="100" w:afterAutospacing="1" w:line="240" w:lineRule="auto"/>
-        <w:rPr>
-          <w:rFonts w:ascii="Times New Roman" w:eastAsia="Times New Roman" w:hAnsi="Times New Roman" w:cs="Times New Roman"/>
-          <w:sz w:val="24"/>
-          <w:szCs w:val="24"/>
-        </w:rPr>
-      </w:pPr>
-      <w:r>
-        <w:rPr>
-          <w:rFonts w:ascii="Times New Roman" w:eastAsia="Times New Roman" w:hAnsi="Times New Roman" w:cs="Times New Roman"/>
-          <w:sz w:val="24"/>
-          <w:szCs w:val="24"/>
-        </w:rPr>
-        <w:t>So, the number of edges will be:</w:t>
-      </w:r>
-      <w:r>
-        <w:rPr>
-          <w:rFonts w:ascii="Times New Roman" w:eastAsia="Times New Roman" w:hAnsi="Times New Roman" w:cs="Times New Roman"/>
-          <w:sz w:val="24"/>
-          <w:szCs w:val="24"/>
-        </w:rPr>
-        <w:br/>
-      </w:r>
-      <w:r>
-        <w:t>(2n2+3n−4)−1=2n2+3n−5</w:t>
-      </w:r>
-      <w:r>
-        <w:br/>
-      </w:r>
-      <w:r>
-        <w:br/>
-      </w:r>
-      <w:r>
-        <w:t>So, the number of edges w</w:t>
-      </w:r>
-      <w:r>
-        <w:t>ill be:</w:t>
-      </w:r>
-      <w:r>
-        <w:br/>
-        <w:t>2n^2 + 3n - 5</w:t>
-      </w:r>
-      <w:r>
-        <w:br/>
-      </w:r>
-    </w:p>
-    <w:p>
-      <w:pPr>
-        <w:pStyle w:val="Heading3"/>
-      </w:pPr>
-      <w:r>
-        <w:rPr>
-          <w:rFonts w:ascii="Segoe UI Symbol" w:hAnsi="Segoe UI Symbol" w:cs="Segoe UI Symbol"/>
-        </w:rPr>
-        <w:t>✅</w:t>
-      </w:r>
-      <w:r>
-        <w:t xml:space="preserve"> Final Answer:</w:t>
-      </w:r>
-      <w:r>
-        <w:br/>
-        <w:t>2n^2 + 3n - 5</w:t>
-      </w:r>
-    </w:p>
-    <w:p>
-      <w:pPr>
-        <w:pStyle w:val="NormalWeb"/>
-      </w:pPr>
+        <w:t>BFS will always visit every node of a tree. (True / False) – Justify your answer.</w:t>
+      </w:r>
       <w:r>
         <w:rPr>
           <w:b/>
           <w:color w:val="FF0000"/>
           <w:u w:val="single"/>
         </w:rPr>
-        <w:t>BFS will always visit every node of a tree. (True / False) – Justify your answer.</w:t>
-      </w:r>
-      <w:r>
-        <w:rPr>
-          <w:b/>
-          <w:color w:val="FF0000"/>
-          <w:u w:val="single"/>
-        </w:rPr>
         <w:br/>
       </w:r>
       <w:r>
@@ -1681,7 +1886,6 @@
         <w:pStyle w:val="NormalWeb"/>
       </w:pPr>
       <w:r>
-        <w:lastRenderedPageBreak/>
         <w:t xml:space="preserve">A </w:t>
       </w:r>
       <w:r>
@@ -2170,6 +2374,7 @@
           <w:color w:val="FF0000"/>
           <w:u w:val="single"/>
         </w:rPr>
+        <w:lastRenderedPageBreak/>
         <w:t xml:space="preserve">2. </w:t>
       </w:r>
       <w:r>
@@ -2930,7 +3135,6 @@
           <w:sz w:val="24"/>
           <w:szCs w:val="24"/>
         </w:rPr>
-        <w:lastRenderedPageBreak/>
         <w:t xml:space="preserve">A </w:t>
       </w:r>
       <w:proofErr w:type="spellStart"/>
@@ -3747,6 +3951,7 @@
           <w:sz w:val="24"/>
           <w:szCs w:val="24"/>
         </w:rPr>
+        <w:lastRenderedPageBreak/>
         <w:t>Weakly Connected Graph</w:t>
       </w:r>
       <w:r>
@@ -3892,7 +4097,6 @@
           <w:szCs w:val="24"/>
           <w:u w:val="single"/>
         </w:rPr>
-        <w:lastRenderedPageBreak/>
         <w:t>Is the Minimum Spanning Tree always unique? – Justify your answer.</w:t>
       </w:r>
       <w:r>
@@ -4191,6 +4395,7 @@
           <w:sz w:val="24"/>
           <w:szCs w:val="24"/>
         </w:rPr>
+        <w:lastRenderedPageBreak/>
         <w:t xml:space="preserve">You can choose different edges (with equal weight) </w:t>
       </w:r>
     </w:p>
@@ -4385,7 +4590,17 @@
           <w:sz w:val="24"/>
           <w:szCs w:val="24"/>
         </w:rPr>
-        <w:t xml:space="preserve">has exactly n−1n - 1n−1 edges </w:t>
+        <w:t>has exactly n-1</w:t>
+      </w:r>
+      <w:bookmarkStart w:id="0" w:name="_GoBack"/>
+      <w:bookmarkEnd w:id="0"/>
+      <w:r>
+        <w:rPr>
+          <w:rFonts w:ascii="Times New Roman" w:eastAsia="Times New Roman" w:hAnsi="Times New Roman" w:cs="Times New Roman"/>
+          <w:sz w:val="24"/>
+          <w:szCs w:val="24"/>
+        </w:rPr>
+        <w:t xml:space="preserve"> edges </w:t>
       </w:r>
     </w:p>
     <w:p>
@@ -4624,7 +4839,6 @@
           <w:b/>
           <w:color w:val="FF0000"/>
         </w:rPr>
-        <w:lastRenderedPageBreak/>
         <w:t xml:space="preserve">Consider an undirected disconnected graph where every edge has same weight value of </w:t>
       </w:r>
       <w:proofErr w:type="gramStart"/>
@@ -4776,6 +4990,7 @@
         <w:pStyle w:val="Heading4"/>
       </w:pPr>
       <w:r>
+        <w:lastRenderedPageBreak/>
         <w:t xml:space="preserve">1. </w:t>
       </w:r>
       <w:r>
@@ -4889,10 +5104,7 @@
         <w:t>👉</w:t>
       </w:r>
       <w:r>
-        <w:t xml:space="preserve"> Distance (cost) =</w:t>
-      </w:r>
-      <w:r>
-        <w:t xml:space="preserve"> </w:t>
+        <w:t xml:space="preserve"> Distance (cost) = </w:t>
       </w:r>
       <w:r>
         <w:rPr>
@@ -5058,7 +5270,6 @@
           <w:szCs w:val="24"/>
           <w:u w:val="single"/>
         </w:rPr>
-        <w:lastRenderedPageBreak/>
         <w:t>BFS vs DFS – Main Differences</w:t>
       </w:r>
     </w:p>
@@ -5228,8 +5439,6 @@
         </w:rPr>
         <w:t xml:space="preserve"> BFS starts from a given source vertex, the outcome is generally consistent. In contrast, DFS does not depend on a fixed starting point, so the outcome can vary depending on the traversal order.</w:t>
       </w:r>
-      <w:bookmarkStart w:id="0" w:name="_GoBack"/>
-      <w:bookmarkEnd w:id="0"/>
     </w:p>
     <w:p>
       <w:pPr>
@@ -5285,6 +5494,7 @@
         <w:rPr>
           <w:rStyle w:val="Strong"/>
         </w:rPr>
+        <w:lastRenderedPageBreak/>
         <w:t>DFS (Depth First Search):</w:t>
       </w:r>
       <w:r>
@@ -6006,6 +6216,155 @@
     </w:lvl>
   </w:abstractNum>
   <w:abstractNum w:abstractNumId="3" w15:restartNumberingAfterBreak="0">
+    <w:nsid w:val="0C4B465F"/>
+    <w:multiLevelType w:val="multilevel"/>
+    <w:tmpl w:val="E16A34D8"/>
+    <w:lvl w:ilvl="0">
+      <w:start w:val="1"/>
+      <w:numFmt w:val="bullet"/>
+      <w:lvlText w:val=""/>
+      <w:lvlJc w:val="left"/>
+      <w:pPr>
+        <w:tabs>
+          <w:tab w:val="num" w:pos="720"/>
+        </w:tabs>
+        <w:ind w:left="720" w:hanging="360"/>
+      </w:pPr>
+      <w:rPr>
+        <w:rFonts w:ascii="Symbol" w:hAnsi="Symbol" w:hint="default"/>
+        <w:sz w:val="20"/>
+      </w:rPr>
+    </w:lvl>
+    <w:lvl w:ilvl="1" w:tentative="1">
+      <w:start w:val="1"/>
+      <w:numFmt w:val="bullet"/>
+      <w:lvlText w:val="o"/>
+      <w:lvlJc w:val="left"/>
+      <w:pPr>
+        <w:tabs>
+          <w:tab w:val="num" w:pos="1440"/>
+        </w:tabs>
+        <w:ind w:left="1440" w:hanging="360"/>
+      </w:pPr>
+      <w:rPr>
+        <w:rFonts w:ascii="Courier New" w:hAnsi="Courier New" w:hint="default"/>
+        <w:sz w:val="20"/>
+      </w:rPr>
+    </w:lvl>
+    <w:lvl w:ilvl="2" w:tentative="1">
+      <w:start w:val="1"/>
+      <w:numFmt w:val="bullet"/>
+      <w:lvlText w:val=""/>
+      <w:lvlJc w:val="left"/>
+      <w:pPr>
+        <w:tabs>
+          <w:tab w:val="num" w:pos="2160"/>
+        </w:tabs>
+        <w:ind w:left="2160" w:hanging="360"/>
+      </w:pPr>
+      <w:rPr>
+        <w:rFonts w:ascii="Wingdings" w:hAnsi="Wingdings" w:hint="default"/>
+        <w:sz w:val="20"/>
+      </w:rPr>
+    </w:lvl>
+    <w:lvl w:ilvl="3" w:tentative="1">
+      <w:start w:val="1"/>
+      <w:numFmt w:val="bullet"/>
+      <w:lvlText w:val=""/>
+      <w:lvlJc w:val="left"/>
+      <w:pPr>
+        <w:tabs>
+          <w:tab w:val="num" w:pos="2880"/>
+        </w:tabs>
+        <w:ind w:left="2880" w:hanging="360"/>
+      </w:pPr>
+      <w:rPr>
+        <w:rFonts w:ascii="Wingdings" w:hAnsi="Wingdings" w:hint="default"/>
+        <w:sz w:val="20"/>
+      </w:rPr>
+    </w:lvl>
+    <w:lvl w:ilvl="4" w:tentative="1">
+      <w:start w:val="1"/>
+      <w:numFmt w:val="bullet"/>
+      <w:lvlText w:val=""/>
+      <w:lvlJc w:val="left"/>
+      <w:pPr>
+        <w:tabs>
+          <w:tab w:val="num" w:pos="3600"/>
+        </w:tabs>
+        <w:ind w:left="3600" w:hanging="360"/>
+      </w:pPr>
+      <w:rPr>
+        <w:rFonts w:ascii="Wingdings" w:hAnsi="Wingdings" w:hint="default"/>
+        <w:sz w:val="20"/>
+      </w:rPr>
+    </w:lvl>
+    <w:lvl w:ilvl="5" w:tentative="1">
+      <w:start w:val="1"/>
+      <w:numFmt w:val="bullet"/>
+      <w:lvlText w:val=""/>
+      <w:lvlJc w:val="left"/>
+      <w:pPr>
+        <w:tabs>
+          <w:tab w:val="num" w:pos="4320"/>
+        </w:tabs>
+        <w:ind w:left="4320" w:hanging="360"/>
+      </w:pPr>
+      <w:rPr>
+        <w:rFonts w:ascii="Wingdings" w:hAnsi="Wingdings" w:hint="default"/>
+        <w:sz w:val="20"/>
+      </w:rPr>
+    </w:lvl>
+    <w:lvl w:ilvl="6" w:tentative="1">
+      <w:start w:val="1"/>
+      <w:numFmt w:val="bullet"/>
+      <w:lvlText w:val=""/>
+      <w:lvlJc w:val="left"/>
+      <w:pPr>
+        <w:tabs>
+          <w:tab w:val="num" w:pos="5040"/>
+        </w:tabs>
+        <w:ind w:left="5040" w:hanging="360"/>
+      </w:pPr>
+      <w:rPr>
+        <w:rFonts w:ascii="Wingdings" w:hAnsi="Wingdings" w:hint="default"/>
+        <w:sz w:val="20"/>
+      </w:rPr>
+    </w:lvl>
+    <w:lvl w:ilvl="7" w:tentative="1">
+      <w:start w:val="1"/>
+      <w:numFmt w:val="bullet"/>
+      <w:lvlText w:val=""/>
+      <w:lvlJc w:val="left"/>
+      <w:pPr>
+        <w:tabs>
+          <w:tab w:val="num" w:pos="5760"/>
+        </w:tabs>
+        <w:ind w:left="5760" w:hanging="360"/>
+      </w:pPr>
+      <w:rPr>
+        <w:rFonts w:ascii="Wingdings" w:hAnsi="Wingdings" w:hint="default"/>
+        <w:sz w:val="20"/>
+      </w:rPr>
+    </w:lvl>
+    <w:lvl w:ilvl="8" w:tentative="1">
+      <w:start w:val="1"/>
+      <w:numFmt w:val="bullet"/>
+      <w:lvlText w:val=""/>
+      <w:lvlJc w:val="left"/>
+      <w:pPr>
+        <w:tabs>
+          <w:tab w:val="num" w:pos="6480"/>
+        </w:tabs>
+        <w:ind w:left="6480" w:hanging="360"/>
+      </w:pPr>
+      <w:rPr>
+        <w:rFonts w:ascii="Wingdings" w:hAnsi="Wingdings" w:hint="default"/>
+        <w:sz w:val="20"/>
+      </w:rPr>
+    </w:lvl>
+  </w:abstractNum>
+  <w:abstractNum w:abstractNumId="4" w15:restartNumberingAfterBreak="0">
     <w:nsid w:val="0EB15F53"/>
     <w:multiLevelType w:val="multilevel"/>
     <w:tmpl w:val="89142530"/>
@@ -6154,7 +6513,7 @@
       </w:rPr>
     </w:lvl>
   </w:abstractNum>
-  <w:abstractNum w:abstractNumId="4" w15:restartNumberingAfterBreak="0">
+  <w:abstractNum w:abstractNumId="5" w15:restartNumberingAfterBreak="0">
     <w:nsid w:val="101F2211"/>
     <w:multiLevelType w:val="multilevel"/>
     <w:tmpl w:val="3A4245AE"/>
@@ -6267,7 +6626,7 @@
       </w:pPr>
     </w:lvl>
   </w:abstractNum>
-  <w:abstractNum w:abstractNumId="5" w15:restartNumberingAfterBreak="0">
+  <w:abstractNum w:abstractNumId="6" w15:restartNumberingAfterBreak="0">
     <w:nsid w:val="112915FF"/>
     <w:multiLevelType w:val="multilevel"/>
     <w:tmpl w:val="021C340C"/>
@@ -6416,7 +6775,7 @@
       </w:rPr>
     </w:lvl>
   </w:abstractNum>
-  <w:abstractNum w:abstractNumId="6" w15:restartNumberingAfterBreak="0">
+  <w:abstractNum w:abstractNumId="7" w15:restartNumberingAfterBreak="0">
     <w:nsid w:val="158530D3"/>
     <w:multiLevelType w:val="multilevel"/>
     <w:tmpl w:val="AD308F02"/>
@@ -6565,7 +6924,7 @@
       </w:rPr>
     </w:lvl>
   </w:abstractNum>
-  <w:abstractNum w:abstractNumId="7" w15:restartNumberingAfterBreak="0">
+  <w:abstractNum w:abstractNumId="8" w15:restartNumberingAfterBreak="0">
     <w:nsid w:val="16E75455"/>
     <w:multiLevelType w:val="multilevel"/>
     <w:tmpl w:val="EB9C56F6"/>
@@ -6678,7 +7037,7 @@
       </w:pPr>
     </w:lvl>
   </w:abstractNum>
-  <w:abstractNum w:abstractNumId="8" w15:restartNumberingAfterBreak="0">
+  <w:abstractNum w:abstractNumId="9" w15:restartNumberingAfterBreak="0">
     <w:nsid w:val="171F296E"/>
     <w:multiLevelType w:val="multilevel"/>
     <w:tmpl w:val="2E5E16D4"/>
@@ -6827,7 +7186,7 @@
       </w:rPr>
     </w:lvl>
   </w:abstractNum>
-  <w:abstractNum w:abstractNumId="9" w15:restartNumberingAfterBreak="0">
+  <w:abstractNum w:abstractNumId="10" w15:restartNumberingAfterBreak="0">
     <w:nsid w:val="1CD82FC9"/>
     <w:multiLevelType w:val="multilevel"/>
     <w:tmpl w:val="E36E8314"/>
@@ -6976,7 +7335,7 @@
       </w:rPr>
     </w:lvl>
   </w:abstractNum>
-  <w:abstractNum w:abstractNumId="10" w15:restartNumberingAfterBreak="0">
+  <w:abstractNum w:abstractNumId="11" w15:restartNumberingAfterBreak="0">
     <w:nsid w:val="1EB25C58"/>
     <w:multiLevelType w:val="multilevel"/>
     <w:tmpl w:val="ECC2858A"/>
@@ -7125,7 +7484,7 @@
       </w:rPr>
     </w:lvl>
   </w:abstractNum>
-  <w:abstractNum w:abstractNumId="11" w15:restartNumberingAfterBreak="0">
+  <w:abstractNum w:abstractNumId="12" w15:restartNumberingAfterBreak="0">
     <w:nsid w:val="205B7750"/>
     <w:multiLevelType w:val="multilevel"/>
     <w:tmpl w:val="023C0E38"/>
@@ -7274,7 +7633,7 @@
       </w:rPr>
     </w:lvl>
   </w:abstractNum>
-  <w:abstractNum w:abstractNumId="12" w15:restartNumberingAfterBreak="0">
+  <w:abstractNum w:abstractNumId="13" w15:restartNumberingAfterBreak="0">
     <w:nsid w:val="20DD7FE0"/>
     <w:multiLevelType w:val="multilevel"/>
     <w:tmpl w:val="F9B2AFF0"/>
@@ -7423,7 +7782,7 @@
       </w:rPr>
     </w:lvl>
   </w:abstractNum>
-  <w:abstractNum w:abstractNumId="13" w15:restartNumberingAfterBreak="0">
+  <w:abstractNum w:abstractNumId="14" w15:restartNumberingAfterBreak="0">
     <w:nsid w:val="278E252A"/>
     <w:multiLevelType w:val="multilevel"/>
     <w:tmpl w:val="CC5C6A12"/>
@@ -7572,7 +7931,7 @@
       </w:rPr>
     </w:lvl>
   </w:abstractNum>
-  <w:abstractNum w:abstractNumId="14" w15:restartNumberingAfterBreak="0">
+  <w:abstractNum w:abstractNumId="15" w15:restartNumberingAfterBreak="0">
     <w:nsid w:val="2C1431F2"/>
     <w:multiLevelType w:val="multilevel"/>
     <w:tmpl w:val="9348D58E"/>
@@ -7721,7 +8080,7 @@
       </w:rPr>
     </w:lvl>
   </w:abstractNum>
-  <w:abstractNum w:abstractNumId="15" w15:restartNumberingAfterBreak="0">
+  <w:abstractNum w:abstractNumId="16" w15:restartNumberingAfterBreak="0">
     <w:nsid w:val="2C643E1D"/>
     <w:multiLevelType w:val="multilevel"/>
     <w:tmpl w:val="1A8E1338"/>
@@ -7870,7 +8229,7 @@
       </w:rPr>
     </w:lvl>
   </w:abstractNum>
-  <w:abstractNum w:abstractNumId="16" w15:restartNumberingAfterBreak="0">
+  <w:abstractNum w:abstractNumId="17" w15:restartNumberingAfterBreak="0">
     <w:nsid w:val="2F8D60B5"/>
     <w:multiLevelType w:val="multilevel"/>
     <w:tmpl w:val="9E0E0D1E"/>
@@ -8019,7 +8378,7 @@
       </w:rPr>
     </w:lvl>
   </w:abstractNum>
-  <w:abstractNum w:abstractNumId="17" w15:restartNumberingAfterBreak="0">
+  <w:abstractNum w:abstractNumId="18" w15:restartNumberingAfterBreak="0">
     <w:nsid w:val="37143675"/>
     <w:multiLevelType w:val="multilevel"/>
     <w:tmpl w:val="BC8251E4"/>
@@ -8168,7 +8527,156 @@
       </w:rPr>
     </w:lvl>
   </w:abstractNum>
-  <w:abstractNum w:abstractNumId="18" w15:restartNumberingAfterBreak="0">
+  <w:abstractNum w:abstractNumId="19" w15:restartNumberingAfterBreak="0">
+    <w:nsid w:val="3B544831"/>
+    <w:multiLevelType w:val="multilevel"/>
+    <w:tmpl w:val="62A6FB9A"/>
+    <w:lvl w:ilvl="0">
+      <w:start w:val="1"/>
+      <w:numFmt w:val="bullet"/>
+      <w:lvlText w:val=""/>
+      <w:lvlJc w:val="left"/>
+      <w:pPr>
+        <w:tabs>
+          <w:tab w:val="num" w:pos="720"/>
+        </w:tabs>
+        <w:ind w:left="720" w:hanging="360"/>
+      </w:pPr>
+      <w:rPr>
+        <w:rFonts w:ascii="Symbol" w:hAnsi="Symbol" w:hint="default"/>
+        <w:sz w:val="20"/>
+      </w:rPr>
+    </w:lvl>
+    <w:lvl w:ilvl="1" w:tentative="1">
+      <w:start w:val="1"/>
+      <w:numFmt w:val="bullet"/>
+      <w:lvlText w:val="o"/>
+      <w:lvlJc w:val="left"/>
+      <w:pPr>
+        <w:tabs>
+          <w:tab w:val="num" w:pos="1440"/>
+        </w:tabs>
+        <w:ind w:left="1440" w:hanging="360"/>
+      </w:pPr>
+      <w:rPr>
+        <w:rFonts w:ascii="Courier New" w:hAnsi="Courier New" w:hint="default"/>
+        <w:sz w:val="20"/>
+      </w:rPr>
+    </w:lvl>
+    <w:lvl w:ilvl="2" w:tentative="1">
+      <w:start w:val="1"/>
+      <w:numFmt w:val="bullet"/>
+      <w:lvlText w:val=""/>
+      <w:lvlJc w:val="left"/>
+      <w:pPr>
+        <w:tabs>
+          <w:tab w:val="num" w:pos="2160"/>
+        </w:tabs>
+        <w:ind w:left="2160" w:hanging="360"/>
+      </w:pPr>
+      <w:rPr>
+        <w:rFonts w:ascii="Wingdings" w:hAnsi="Wingdings" w:hint="default"/>
+        <w:sz w:val="20"/>
+      </w:rPr>
+    </w:lvl>
+    <w:lvl w:ilvl="3" w:tentative="1">
+      <w:start w:val="1"/>
+      <w:numFmt w:val="bullet"/>
+      <w:lvlText w:val=""/>
+      <w:lvlJc w:val="left"/>
+      <w:pPr>
+        <w:tabs>
+          <w:tab w:val="num" w:pos="2880"/>
+        </w:tabs>
+        <w:ind w:left="2880" w:hanging="360"/>
+      </w:pPr>
+      <w:rPr>
+        <w:rFonts w:ascii="Wingdings" w:hAnsi="Wingdings" w:hint="default"/>
+        <w:sz w:val="20"/>
+      </w:rPr>
+    </w:lvl>
+    <w:lvl w:ilvl="4" w:tentative="1">
+      <w:start w:val="1"/>
+      <w:numFmt w:val="bullet"/>
+      <w:lvlText w:val=""/>
+      <w:lvlJc w:val="left"/>
+      <w:pPr>
+        <w:tabs>
+          <w:tab w:val="num" w:pos="3600"/>
+        </w:tabs>
+        <w:ind w:left="3600" w:hanging="360"/>
+      </w:pPr>
+      <w:rPr>
+        <w:rFonts w:ascii="Wingdings" w:hAnsi="Wingdings" w:hint="default"/>
+        <w:sz w:val="20"/>
+      </w:rPr>
+    </w:lvl>
+    <w:lvl w:ilvl="5" w:tentative="1">
+      <w:start w:val="1"/>
+      <w:numFmt w:val="bullet"/>
+      <w:lvlText w:val=""/>
+      <w:lvlJc w:val="left"/>
+      <w:pPr>
+        <w:tabs>
+          <w:tab w:val="num" w:pos="4320"/>
+        </w:tabs>
+        <w:ind w:left="4320" w:hanging="360"/>
+      </w:pPr>
+      <w:rPr>
+        <w:rFonts w:ascii="Wingdings" w:hAnsi="Wingdings" w:hint="default"/>
+        <w:sz w:val="20"/>
+      </w:rPr>
+    </w:lvl>
+    <w:lvl w:ilvl="6" w:tentative="1">
+      <w:start w:val="1"/>
+      <w:numFmt w:val="bullet"/>
+      <w:lvlText w:val=""/>
+      <w:lvlJc w:val="left"/>
+      <w:pPr>
+        <w:tabs>
+          <w:tab w:val="num" w:pos="5040"/>
+        </w:tabs>
+        <w:ind w:left="5040" w:hanging="360"/>
+      </w:pPr>
+      <w:rPr>
+        <w:rFonts w:ascii="Wingdings" w:hAnsi="Wingdings" w:hint="default"/>
+        <w:sz w:val="20"/>
+      </w:rPr>
+    </w:lvl>
+    <w:lvl w:ilvl="7" w:tentative="1">
+      <w:start w:val="1"/>
+      <w:numFmt w:val="bullet"/>
+      <w:lvlText w:val=""/>
+      <w:lvlJc w:val="left"/>
+      <w:pPr>
+        <w:tabs>
+          <w:tab w:val="num" w:pos="5760"/>
+        </w:tabs>
+        <w:ind w:left="5760" w:hanging="360"/>
+      </w:pPr>
+      <w:rPr>
+        <w:rFonts w:ascii="Wingdings" w:hAnsi="Wingdings" w:hint="default"/>
+        <w:sz w:val="20"/>
+      </w:rPr>
+    </w:lvl>
+    <w:lvl w:ilvl="8" w:tentative="1">
+      <w:start w:val="1"/>
+      <w:numFmt w:val="bullet"/>
+      <w:lvlText w:val=""/>
+      <w:lvlJc w:val="left"/>
+      <w:pPr>
+        <w:tabs>
+          <w:tab w:val="num" w:pos="6480"/>
+        </w:tabs>
+        <w:ind w:left="6480" w:hanging="360"/>
+      </w:pPr>
+      <w:rPr>
+        <w:rFonts w:ascii="Wingdings" w:hAnsi="Wingdings" w:hint="default"/>
+        <w:sz w:val="20"/>
+      </w:rPr>
+    </w:lvl>
+  </w:abstractNum>
+  <w:abstractNum w:abstractNumId="20" w15:restartNumberingAfterBreak="0">
     <w:nsid w:val="3F21281D"/>
     <w:multiLevelType w:val="multilevel"/>
     <w:tmpl w:val="29D8B7B8"/>
@@ -8317,7 +8825,7 @@
       </w:rPr>
     </w:lvl>
   </w:abstractNum>
-  <w:abstractNum w:abstractNumId="19" w15:restartNumberingAfterBreak="0">
+  <w:abstractNum w:abstractNumId="21" w15:restartNumberingAfterBreak="0">
     <w:nsid w:val="42F4493A"/>
     <w:multiLevelType w:val="multilevel"/>
     <w:tmpl w:val="F9306E7E"/>
@@ -8430,7 +8938,7 @@
       </w:pPr>
     </w:lvl>
   </w:abstractNum>
-  <w:abstractNum w:abstractNumId="20" w15:restartNumberingAfterBreak="0">
+  <w:abstractNum w:abstractNumId="22" w15:restartNumberingAfterBreak="0">
     <w:nsid w:val="46196712"/>
     <w:multiLevelType w:val="multilevel"/>
     <w:tmpl w:val="ECDC5914"/>
@@ -8579,7 +9087,7 @@
       </w:rPr>
     </w:lvl>
   </w:abstractNum>
-  <w:abstractNum w:abstractNumId="21" w15:restartNumberingAfterBreak="0">
+  <w:abstractNum w:abstractNumId="23" w15:restartNumberingAfterBreak="0">
     <w:nsid w:val="476E1D53"/>
     <w:multiLevelType w:val="multilevel"/>
     <w:tmpl w:val="6478E57E"/>
@@ -8728,7 +9236,7 @@
       </w:rPr>
     </w:lvl>
   </w:abstractNum>
-  <w:abstractNum w:abstractNumId="22" w15:restartNumberingAfterBreak="0">
+  <w:abstractNum w:abstractNumId="24" w15:restartNumberingAfterBreak="0">
     <w:nsid w:val="48C91530"/>
     <w:multiLevelType w:val="multilevel"/>
     <w:tmpl w:val="25FECE6E"/>
@@ -8877,7 +9385,7 @@
       </w:rPr>
     </w:lvl>
   </w:abstractNum>
-  <w:abstractNum w:abstractNumId="23" w15:restartNumberingAfterBreak="0">
+  <w:abstractNum w:abstractNumId="25" w15:restartNumberingAfterBreak="0">
     <w:nsid w:val="49A33E93"/>
     <w:multiLevelType w:val="multilevel"/>
     <w:tmpl w:val="9E9C5326"/>
@@ -9026,7 +9534,7 @@
       </w:rPr>
     </w:lvl>
   </w:abstractNum>
-  <w:abstractNum w:abstractNumId="24" w15:restartNumberingAfterBreak="0">
+  <w:abstractNum w:abstractNumId="26" w15:restartNumberingAfterBreak="0">
     <w:nsid w:val="4D0A3E25"/>
     <w:multiLevelType w:val="multilevel"/>
     <w:tmpl w:val="8A0669AA"/>
@@ -9175,7 +9683,7 @@
       </w:rPr>
     </w:lvl>
   </w:abstractNum>
-  <w:abstractNum w:abstractNumId="25" w15:restartNumberingAfterBreak="0">
+  <w:abstractNum w:abstractNumId="27" w15:restartNumberingAfterBreak="0">
     <w:nsid w:val="4EA55B32"/>
     <w:multiLevelType w:val="multilevel"/>
     <w:tmpl w:val="AD728380"/>
@@ -9324,7 +9832,7 @@
       </w:rPr>
     </w:lvl>
   </w:abstractNum>
-  <w:abstractNum w:abstractNumId="26" w15:restartNumberingAfterBreak="0">
+  <w:abstractNum w:abstractNumId="28" w15:restartNumberingAfterBreak="0">
     <w:nsid w:val="4EE8550B"/>
     <w:multiLevelType w:val="multilevel"/>
     <w:tmpl w:val="BD32BDD0"/>
@@ -9473,7 +9981,7 @@
       </w:rPr>
     </w:lvl>
   </w:abstractNum>
-  <w:abstractNum w:abstractNumId="27" w15:restartNumberingAfterBreak="0">
+  <w:abstractNum w:abstractNumId="29" w15:restartNumberingAfterBreak="0">
     <w:nsid w:val="4FD016A4"/>
     <w:multiLevelType w:val="multilevel"/>
     <w:tmpl w:val="913E9F54"/>
@@ -9622,7 +10130,7 @@
       </w:rPr>
     </w:lvl>
   </w:abstractNum>
-  <w:abstractNum w:abstractNumId="28" w15:restartNumberingAfterBreak="0">
+  <w:abstractNum w:abstractNumId="30" w15:restartNumberingAfterBreak="0">
     <w:nsid w:val="599F63F6"/>
     <w:multiLevelType w:val="hybridMultilevel"/>
     <w:tmpl w:val="E6526F80"/>
@@ -9712,7 +10220,7 @@
       </w:pPr>
     </w:lvl>
   </w:abstractNum>
-  <w:abstractNum w:abstractNumId="29" w15:restartNumberingAfterBreak="0">
+  <w:abstractNum w:abstractNumId="31" w15:restartNumberingAfterBreak="0">
     <w:nsid w:val="5AEB3EF4"/>
     <w:multiLevelType w:val="multilevel"/>
     <w:tmpl w:val="9ED25E2E"/>
@@ -9861,7 +10369,7 @@
       </w:rPr>
     </w:lvl>
   </w:abstractNum>
-  <w:abstractNum w:abstractNumId="30" w15:restartNumberingAfterBreak="0">
+  <w:abstractNum w:abstractNumId="32" w15:restartNumberingAfterBreak="0">
     <w:nsid w:val="6A035048"/>
     <w:multiLevelType w:val="multilevel"/>
     <w:tmpl w:val="60B0B7F0"/>
@@ -10010,7 +10518,7 @@
       </w:rPr>
     </w:lvl>
   </w:abstractNum>
-  <w:abstractNum w:abstractNumId="31" w15:restartNumberingAfterBreak="0">
+  <w:abstractNum w:abstractNumId="33" w15:restartNumberingAfterBreak="0">
     <w:nsid w:val="73293B96"/>
     <w:multiLevelType w:val="multilevel"/>
     <w:tmpl w:val="7960BA06"/>
@@ -10159,7 +10667,7 @@
       </w:rPr>
     </w:lvl>
   </w:abstractNum>
-  <w:abstractNum w:abstractNumId="32" w15:restartNumberingAfterBreak="0">
+  <w:abstractNum w:abstractNumId="34" w15:restartNumberingAfterBreak="0">
     <w:nsid w:val="75BE4195"/>
     <w:multiLevelType w:val="multilevel"/>
     <w:tmpl w:val="6590E5B8"/>
@@ -10308,7 +10816,7 @@
       </w:rPr>
     </w:lvl>
   </w:abstractNum>
-  <w:abstractNum w:abstractNumId="33" w15:restartNumberingAfterBreak="0">
+  <w:abstractNum w:abstractNumId="35" w15:restartNumberingAfterBreak="0">
     <w:nsid w:val="78E23726"/>
     <w:multiLevelType w:val="multilevel"/>
     <w:tmpl w:val="F482E26A"/>
@@ -10458,106 +10966,112 @@
     </w:lvl>
   </w:abstractNum>
   <w:num w:numId="1">
-    <w:abstractNumId w:val="17"/>
+    <w:abstractNumId w:val="18"/>
   </w:num>
   <w:num w:numId="2">
-    <w:abstractNumId w:val="4"/>
+    <w:abstractNumId w:val="5"/>
   </w:num>
   <w:num w:numId="3">
-    <w:abstractNumId w:val="7"/>
+    <w:abstractNumId w:val="8"/>
   </w:num>
   <w:num w:numId="4">
-    <w:abstractNumId w:val="19"/>
+    <w:abstractNumId w:val="21"/>
   </w:num>
   <w:num w:numId="5">
-    <w:abstractNumId w:val="13"/>
+    <w:abstractNumId w:val="14"/>
   </w:num>
   <w:num w:numId="6">
-    <w:abstractNumId w:val="28"/>
+    <w:abstractNumId w:val="30"/>
   </w:num>
   <w:num w:numId="7">
-    <w:abstractNumId w:val="33"/>
+    <w:abstractNumId w:val="35"/>
   </w:num>
   <w:num w:numId="8">
-    <w:abstractNumId w:val="26"/>
+    <w:abstractNumId w:val="28"/>
   </w:num>
   <w:num w:numId="9">
     <w:abstractNumId w:val="1"/>
   </w:num>
   <w:num w:numId="10">
-    <w:abstractNumId w:val="5"/>
+    <w:abstractNumId w:val="6"/>
   </w:num>
   <w:num w:numId="11">
     <w:abstractNumId w:val="0"/>
   </w:num>
   <w:num w:numId="12">
-    <w:abstractNumId w:val="22"/>
+    <w:abstractNumId w:val="24"/>
   </w:num>
   <w:num w:numId="13">
     <w:abstractNumId w:val="2"/>
   </w:num>
   <w:num w:numId="14">
+    <w:abstractNumId w:val="16"/>
+  </w:num>
+  <w:num w:numId="15">
+    <w:abstractNumId w:val="26"/>
+  </w:num>
+  <w:num w:numId="16">
+    <w:abstractNumId w:val="10"/>
+  </w:num>
+  <w:num w:numId="17">
+    <w:abstractNumId w:val="9"/>
+  </w:num>
+  <w:num w:numId="18">
+    <w:abstractNumId w:val="22"/>
+  </w:num>
+  <w:num w:numId="19">
+    <w:abstractNumId w:val="4"/>
+  </w:num>
+  <w:num w:numId="20">
+    <w:abstractNumId w:val="33"/>
+  </w:num>
+  <w:num w:numId="21">
     <w:abstractNumId w:val="15"/>
   </w:num>
-  <w:num w:numId="15">
-    <w:abstractNumId w:val="24"/>
+  <w:num w:numId="22">
+    <w:abstractNumId w:val="7"/>
   </w:num>
-  <w:num w:numId="16">
-    <w:abstractNumId w:val="9"/>
+  <w:num w:numId="23">
+    <w:abstractNumId w:val="31"/>
   </w:num>
-  <w:num w:numId="17">
-    <w:abstractNumId w:val="8"/>
+  <w:num w:numId="24">
+    <w:abstractNumId w:val="27"/>
   </w:num>
-  <w:num w:numId="18">
+  <w:num w:numId="25">
+    <w:abstractNumId w:val="12"/>
+  </w:num>
+  <w:num w:numId="26">
+    <w:abstractNumId w:val="32"/>
+  </w:num>
+  <w:num w:numId="27">
     <w:abstractNumId w:val="20"/>
   </w:num>
-  <w:num w:numId="19">
-    <w:abstractNumId w:val="3"/>
+  <w:num w:numId="28">
+    <w:abstractNumId w:val="25"/>
   </w:num>
-  <w:num w:numId="20">
-    <w:abstractNumId w:val="31"/>
+  <w:num w:numId="29">
+    <w:abstractNumId w:val="17"/>
   </w:num>
-  <w:num w:numId="21">
-    <w:abstractNumId w:val="14"/>
+  <w:num w:numId="30">
+    <w:abstractNumId w:val="23"/>
   </w:num>
-  <w:num w:numId="22">
-    <w:abstractNumId w:val="6"/>
-  </w:num>
-  <w:num w:numId="23">
+  <w:num w:numId="31">
     <w:abstractNumId w:val="29"/>
   </w:num>
-  <w:num w:numId="24">
-    <w:abstractNumId w:val="25"/>
+  <w:num w:numId="32">
+    <w:abstractNumId w:val="34"/>
   </w:num>
-  <w:num w:numId="25">
+  <w:num w:numId="33">
+    <w:abstractNumId w:val="13"/>
+  </w:num>
+  <w:num w:numId="34">
     <w:abstractNumId w:val="11"/>
   </w:num>
-  <w:num w:numId="26">
-    <w:abstractNumId w:val="30"/>
+  <w:num w:numId="35">
+    <w:abstractNumId w:val="19"/>
   </w:num>
-  <w:num w:numId="27">
-    <w:abstractNumId w:val="18"/>
-  </w:num>
-  <w:num w:numId="28">
-    <w:abstractNumId w:val="23"/>
-  </w:num>
-  <w:num w:numId="29">
-    <w:abstractNumId w:val="16"/>
-  </w:num>
-  <w:num w:numId="30">
-    <w:abstractNumId w:val="21"/>
-  </w:num>
-  <w:num w:numId="31">
-    <w:abstractNumId w:val="27"/>
-  </w:num>
-  <w:num w:numId="32">
-    <w:abstractNumId w:val="32"/>
-  </w:num>
-  <w:num w:numId="33">
-    <w:abstractNumId w:val="12"/>
-  </w:num>
-  <w:num w:numId="34">
-    <w:abstractNumId w:val="10"/>
+  <w:num w:numId="36">
+    <w:abstractNumId w:val="3"/>
   </w:num>
 </w:numbering>
 </file>

--- a/Data Structure and Algorithm/Quiz_2_Study_Sample.docx
+++ b/Data Structure and Algorithm/Quiz_2_Study_Sample.docx
@@ -19,14 +19,57 @@
           <w:rFonts w:ascii="Times New Roman" w:eastAsia="Times New Roman" w:hAnsi="Times New Roman" w:cs="Times New Roman"/>
           <w:b/>
           <w:bCs/>
+          <w:noProof/>
           <w:color w:val="FF0000"/>
           <w:sz w:val="24"/>
           <w:szCs w:val="24"/>
         </w:rPr>
-        <w:t xml:space="preserve">Difference between </w:t>
-      </w:r>
-      <w:proofErr w:type="spellStart"/>
-      <w:r>
+        <w:drawing>
+          <wp:inline distT="0" distB="0" distL="0" distR="0">
+            <wp:extent cx="6144768" cy="3630930"/>
+            <wp:effectExtent l="0" t="0" r="8890" b="7620"/>
+            <wp:docPr id="6" name="Picture 6"/>
+            <wp:cNvGraphicFramePr>
+              <a:graphicFrameLocks xmlns:a="http://schemas.openxmlformats.org/drawingml/2006/main" noChangeAspect="1"/>
+            </wp:cNvGraphicFramePr>
+            <a:graphic xmlns:a="http://schemas.openxmlformats.org/drawingml/2006/main">
+              <a:graphicData uri="http://schemas.openxmlformats.org/drawingml/2006/picture">
+                <pic:pic xmlns:pic="http://schemas.openxmlformats.org/drawingml/2006/picture">
+                  <pic:nvPicPr>
+                    <pic:cNvPr id="6" name="Screenshot_4.png"/>
+                    <pic:cNvPicPr/>
+                  </pic:nvPicPr>
+                  <pic:blipFill>
+                    <a:blip r:embed="rId5">
+                      <a:extLst>
+                        <a:ext uri="{28A0092B-C50C-407E-A947-70E740481C1C}">
+                          <a14:useLocalDpi xmlns:a14="http://schemas.microsoft.com/office/drawing/2010/main" val="0"/>
+                        </a:ext>
+                      </a:extLst>
+                    </a:blip>
+                    <a:stretch>
+                      <a:fillRect/>
+                    </a:stretch>
+                  </pic:blipFill>
+                  <pic:spPr>
+                    <a:xfrm>
+                      <a:off x="0" y="0"/>
+                      <a:ext cx="6146618" cy="3632023"/>
+                    </a:xfrm>
+                    <a:prstGeom prst="rect">
+                      <a:avLst/>
+                    </a:prstGeom>
+                  </pic:spPr>
+                </pic:pic>
+              </a:graphicData>
+            </a:graphic>
+          </wp:inline>
+        </w:drawing>
+      </w:r>
+    </w:p>
+    <w:p>
+      <w:pPr>
+        <w:spacing w:before="100" w:beforeAutospacing="1" w:after="100" w:afterAutospacing="1" w:line="240" w:lineRule="auto"/>
         <w:rPr>
           <w:rFonts w:ascii="Times New Roman" w:eastAsia="Times New Roman" w:hAnsi="Times New Roman" w:cs="Times New Roman"/>
           <w:b/>
@@ -35,10 +78,13 @@
           <w:sz w:val="24"/>
           <w:szCs w:val="24"/>
         </w:rPr>
-        <w:t>Kruskal’s</w:t>
-      </w:r>
-      <w:proofErr w:type="spellEnd"/>
-      <w:r>
+      </w:pPr>
+      <w:bookmarkStart w:id="0" w:name="_GoBack"/>
+      <w:bookmarkEnd w:id="0"/>
+    </w:p>
+    <w:p>
+      <w:pPr>
+        <w:spacing w:before="100" w:beforeAutospacing="1" w:after="100" w:afterAutospacing="1" w:line="240" w:lineRule="auto"/>
         <w:rPr>
           <w:rFonts w:ascii="Times New Roman" w:eastAsia="Times New Roman" w:hAnsi="Times New Roman" w:cs="Times New Roman"/>
           <w:b/>
@@ -47,6 +93,40 @@
           <w:sz w:val="24"/>
           <w:szCs w:val="24"/>
         </w:rPr>
+      </w:pPr>
+      <w:r>
+        <w:rPr>
+          <w:rFonts w:ascii="Times New Roman" w:eastAsia="Times New Roman" w:hAnsi="Times New Roman" w:cs="Times New Roman"/>
+          <w:b/>
+          <w:bCs/>
+          <w:color w:val="FF0000"/>
+          <w:sz w:val="24"/>
+          <w:szCs w:val="24"/>
+        </w:rPr>
+        <w:t xml:space="preserve">Difference between </w:t>
+      </w:r>
+      <w:proofErr w:type="spellStart"/>
+      <w:r>
+        <w:rPr>
+          <w:rFonts w:ascii="Times New Roman" w:eastAsia="Times New Roman" w:hAnsi="Times New Roman" w:cs="Times New Roman"/>
+          <w:b/>
+          <w:bCs/>
+          <w:color w:val="FF0000"/>
+          <w:sz w:val="24"/>
+          <w:szCs w:val="24"/>
+        </w:rPr>
+        <w:t>Kruskal’s</w:t>
+      </w:r>
+      <w:proofErr w:type="spellEnd"/>
+      <w:r>
+        <w:rPr>
+          <w:rFonts w:ascii="Times New Roman" w:eastAsia="Times New Roman" w:hAnsi="Times New Roman" w:cs="Times New Roman"/>
+          <w:b/>
+          <w:bCs/>
+          <w:color w:val="FF0000"/>
+          <w:sz w:val="24"/>
+          <w:szCs w:val="24"/>
+        </w:rPr>
         <w:t xml:space="preserve"> and Prims Algorithm:</w:t>
       </w:r>
     </w:p>
@@ -479,6 +559,7 @@
         <w:rPr>
           <w:noProof/>
         </w:rPr>
+        <w:lastRenderedPageBreak/>
         <w:drawing>
           <wp:inline distT="0" distB="0" distL="0" distR="0">
             <wp:extent cx="5495925" cy="1457325"/>
@@ -495,7 +576,7 @@
                     <pic:cNvPicPr/>
                   </pic:nvPicPr>
                   <pic:blipFill>
-                    <a:blip r:embed="rId5">
+                    <a:blip r:embed="rId6">
                       <a:extLst>
                         <a:ext uri="{28A0092B-C50C-407E-A947-70E740481C1C}">
                           <a14:useLocalDpi xmlns:a14="http://schemas.microsoft.com/office/drawing/2010/main" val="0"/>
@@ -881,7 +962,6 @@
         <w:pStyle w:val="Heading4"/>
       </w:pPr>
       <w:r>
-        <w:lastRenderedPageBreak/>
         <w:t xml:space="preserve">1. </w:t>
       </w:r>
       <w:r>
@@ -1404,6 +1484,7 @@
         <w:rPr>
           <w:noProof/>
         </w:rPr>
+        <w:lastRenderedPageBreak/>
         <w:drawing>
           <wp:inline distT="0" distB="0" distL="0" distR="0">
             <wp:extent cx="5981700" cy="4000500"/>
@@ -1420,7 +1501,7 @@
                     <pic:cNvPicPr/>
                   </pic:nvPicPr>
                   <pic:blipFill>
-                    <a:blip r:embed="rId6">
+                    <a:blip r:embed="rId7">
                       <a:extLst>
                         <a:ext uri="{28A0092B-C50C-407E-A947-70E740481C1C}">
                           <a14:useLocalDpi xmlns:a14="http://schemas.microsoft.com/office/drawing/2010/main" val="0"/>
@@ -1455,7 +1536,6 @@
         <w:rPr>
           <w:noProof/>
         </w:rPr>
-        <w:lastRenderedPageBreak/>
         <w:drawing>
           <wp:inline distT="0" distB="0" distL="0" distR="0">
             <wp:extent cx="5943600" cy="3937635"/>
@@ -1472,7 +1552,7 @@
                     <pic:cNvPicPr/>
                   </pic:nvPicPr>
                   <pic:blipFill>
-                    <a:blip r:embed="rId7">
+                    <a:blip r:embed="rId8">
                       <a:extLst>
                         <a:ext uri="{28A0092B-C50C-407E-A947-70E740481C1C}">
                           <a14:useLocalDpi xmlns:a14="http://schemas.microsoft.com/office/drawing/2010/main" val="0"/>
@@ -1509,7 +1589,8 @@
           <w:color w:val="FF0000"/>
           <w:u w:val="single"/>
         </w:rPr>
-        <w:t>How many edges will a tree have which contains total (2n2 + 3n - 4) nodes?</w:t>
+        <w:lastRenderedPageBreak/>
+        <w:t xml:space="preserve">How many edges will a tree have which contains total (2n2 + 3n - 4) nodes? </w:t>
       </w:r>
       <w:r>
         <w:rPr>
@@ -1517,123 +1598,110 @@
           <w:color w:val="FF0000"/>
           <w:u w:val="single"/>
         </w:rPr>
+        <w:br/>
+      </w:r>
+      <w:r>
+        <w:t xml:space="preserve">In graph theory, any </w:t>
+      </w:r>
+      <w:r>
+        <w:rPr>
+          <w:rStyle w:val="Strong"/>
+        </w:rPr>
+        <w:t>tree</w:t>
+      </w:r>
+      <w:r>
+        <w:t xml:space="preserve"> with ( N ) nodes always has:</w:t>
+      </w:r>
+      <w:r>
+        <w:br/>
+        <w:t>edges</w:t>
+      </w:r>
+      <w:r>
         <w:t xml:space="preserve"> </w:t>
       </w:r>
+      <w:r>
+        <w:t>= N - 1</w:t>
+      </w:r>
+    </w:p>
+    <w:p>
+      <w:pPr>
+        <w:spacing w:before="100" w:beforeAutospacing="1" w:after="100" w:afterAutospacing="1" w:line="240" w:lineRule="auto"/>
+        <w:rPr>
+          <w:rFonts w:ascii="Times New Roman" w:eastAsia="Times New Roman" w:hAnsi="Times New Roman" w:cs="Times New Roman"/>
+          <w:sz w:val="24"/>
+          <w:szCs w:val="24"/>
+        </w:rPr>
+      </w:pPr>
+      <w:r>
+        <w:rPr>
+          <w:rFonts w:ascii="Times New Roman" w:eastAsia="Times New Roman" w:hAnsi="Times New Roman" w:cs="Times New Roman"/>
+          <w:sz w:val="24"/>
+          <w:szCs w:val="24"/>
+        </w:rPr>
+        <w:t>So, the number of edges will be:</w:t>
+      </w:r>
+      <w:r>
+        <w:rPr>
+          <w:rFonts w:ascii="Times New Roman" w:eastAsia="Times New Roman" w:hAnsi="Times New Roman" w:cs="Times New Roman"/>
+          <w:sz w:val="24"/>
+          <w:szCs w:val="24"/>
+        </w:rPr>
+        <w:br/>
+      </w:r>
+      <w:r>
+        <w:t>(2n2+3n−4)−1=2n2+3n−5</w:t>
+      </w:r>
+      <w:r>
+        <w:br/>
+      </w:r>
+      <w:r>
+        <w:br/>
+        <w:t>So, the number of edges will be:</w:t>
+      </w:r>
+      <w:r>
+        <w:br/>
+        <w:t>2n^2 + 3n - 5</w:t>
+      </w:r>
+      <w:r>
+        <w:br/>
+      </w:r>
+    </w:p>
+    <w:p>
+      <w:pPr>
+        <w:pStyle w:val="Heading3"/>
+      </w:pPr>
+      <w:r>
+        <w:rPr>
+          <w:rFonts w:ascii="Segoe UI Symbol" w:hAnsi="Segoe UI Symbol" w:cs="Segoe UI Symbol"/>
+        </w:rPr>
+        <w:t>✅</w:t>
+      </w:r>
+      <w:r>
+        <w:t xml:space="preserve"> Final Answer:</w:t>
+      </w:r>
+      <w:r>
+        <w:br/>
+        <w:t>2n^2 + 3n - 5</w:t>
+      </w:r>
+    </w:p>
+    <w:p>
+      <w:pPr>
+        <w:pStyle w:val="NormalWeb"/>
+      </w:pPr>
       <w:r>
         <w:rPr>
           <w:b/>
           <w:color w:val="FF0000"/>
           <w:u w:val="single"/>
         </w:rPr>
-        <w:br/>
-      </w:r>
-      <w:r>
-        <w:t xml:space="preserve">In graph theory, any </w:t>
-      </w:r>
-      <w:r>
-        <w:rPr>
-          <w:rStyle w:val="Strong"/>
-        </w:rPr>
-        <w:t>tree</w:t>
-      </w:r>
-      <w:r>
-        <w:t xml:space="preserve"> with ( N ) nodes always has:</w:t>
-      </w:r>
-      <w:r>
-        <w:br/>
-        <w:t>edges</w:t>
-      </w:r>
-      <w:r>
-        <w:t xml:space="preserve"> </w:t>
-      </w:r>
-      <w:r>
-        <w:t>= N - 1</w:t>
-      </w:r>
-    </w:p>
-    <w:p>
-      <w:pPr>
-        <w:spacing w:before="100" w:beforeAutospacing="1" w:after="100" w:afterAutospacing="1" w:line="240" w:lineRule="auto"/>
-        <w:rPr>
-          <w:rFonts w:ascii="Times New Roman" w:eastAsia="Times New Roman" w:hAnsi="Times New Roman" w:cs="Times New Roman"/>
-          <w:sz w:val="24"/>
-          <w:szCs w:val="24"/>
-        </w:rPr>
-      </w:pPr>
-      <w:r>
-        <w:rPr>
-          <w:rFonts w:ascii="Times New Roman" w:eastAsia="Times New Roman" w:hAnsi="Times New Roman" w:cs="Times New Roman"/>
-          <w:sz w:val="24"/>
-          <w:szCs w:val="24"/>
-        </w:rPr>
-        <w:t>So, the number of edges will be:</w:t>
-      </w:r>
-      <w:r>
-        <w:rPr>
-          <w:rFonts w:ascii="Times New Roman" w:eastAsia="Times New Roman" w:hAnsi="Times New Roman" w:cs="Times New Roman"/>
-          <w:sz w:val="24"/>
-          <w:szCs w:val="24"/>
-        </w:rPr>
-        <w:br/>
-      </w:r>
-      <w:r>
-        <w:t>(2n2+3n−4)−1=2n2+3n−5</w:t>
-      </w:r>
-      <w:r>
-        <w:br/>
-      </w:r>
-      <w:r>
-        <w:br/>
-      </w:r>
-      <w:r>
-        <w:t>So, the number of edges w</w:t>
-      </w:r>
-      <w:r>
-        <w:t>ill be:</w:t>
-      </w:r>
-      <w:r>
-        <w:br/>
-        <w:t>2n^2 + 3n - 5</w:t>
-      </w:r>
-      <w:r>
-        <w:br/>
-      </w:r>
-    </w:p>
-    <w:p>
-      <w:pPr>
-        <w:pStyle w:val="Heading3"/>
-      </w:pPr>
-      <w:r>
-        <w:rPr>
-          <w:rFonts w:ascii="Segoe UI Symbol" w:hAnsi="Segoe UI Symbol" w:cs="Segoe UI Symbol"/>
-        </w:rPr>
-        <w:t>✅</w:t>
-      </w:r>
-      <w:r>
-        <w:t xml:space="preserve"> Final Answer:</w:t>
-      </w:r>
-      <w:r>
-        <w:br/>
-        <w:t>2n^2 + 3n - 5</w:t>
-      </w:r>
-    </w:p>
-    <w:p>
-      <w:pPr>
-        <w:pStyle w:val="NormalWeb"/>
-      </w:pPr>
+        <w:t>BFS will always visit every node of a tree. (True / False) – Justify your answer.</w:t>
+      </w:r>
       <w:r>
         <w:rPr>
           <w:b/>
           <w:color w:val="FF0000"/>
           <w:u w:val="single"/>
         </w:rPr>
-        <w:t>BFS will always visit every node of a tree. (True / False) – Justify your answer.</w:t>
-      </w:r>
-      <w:r>
-        <w:rPr>
-          <w:b/>
-          <w:color w:val="FF0000"/>
-          <w:u w:val="single"/>
-        </w:rPr>
         <w:br/>
       </w:r>
       <w:r>
@@ -1681,7 +1749,6 @@
         <w:pStyle w:val="NormalWeb"/>
       </w:pPr>
       <w:r>
-        <w:lastRenderedPageBreak/>
         <w:t xml:space="preserve">A </w:t>
       </w:r>
       <w:r>
@@ -2170,6 +2237,7 @@
           <w:color w:val="FF0000"/>
           <w:u w:val="single"/>
         </w:rPr>
+        <w:lastRenderedPageBreak/>
         <w:t xml:space="preserve">2. </w:t>
       </w:r>
       <w:r>
@@ -2930,7 +2998,6 @@
           <w:sz w:val="24"/>
           <w:szCs w:val="24"/>
         </w:rPr>
-        <w:lastRenderedPageBreak/>
         <w:t xml:space="preserve">A </w:t>
       </w:r>
       <w:proofErr w:type="spellStart"/>
@@ -3747,6 +3814,7 @@
           <w:sz w:val="24"/>
           <w:szCs w:val="24"/>
         </w:rPr>
+        <w:lastRenderedPageBreak/>
         <w:t>Weakly Connected Graph</w:t>
       </w:r>
       <w:r>
@@ -3788,7 +3856,7 @@
                     <pic:cNvPicPr/>
                   </pic:nvPicPr>
                   <pic:blipFill>
-                    <a:blip r:embed="rId8">
+                    <a:blip r:embed="rId9">
                       <a:extLst>
                         <a:ext uri="{28A0092B-C50C-407E-A947-70E740481C1C}">
                           <a14:useLocalDpi xmlns:a14="http://schemas.microsoft.com/office/drawing/2010/main" val="0"/>
@@ -3848,7 +3916,7 @@
                     <pic:cNvPicPr/>
                   </pic:nvPicPr>
                   <pic:blipFill>
-                    <a:blip r:embed="rId9">
+                    <a:blip r:embed="rId10">
                       <a:extLst>
                         <a:ext uri="{28A0092B-C50C-407E-A947-70E740481C1C}">
                           <a14:useLocalDpi xmlns:a14="http://schemas.microsoft.com/office/drawing/2010/main" val="0"/>
@@ -3892,7 +3960,6 @@
           <w:szCs w:val="24"/>
           <w:u w:val="single"/>
         </w:rPr>
-        <w:lastRenderedPageBreak/>
         <w:t>Is the Minimum Spanning Tree always unique? – Justify your answer.</w:t>
       </w:r>
       <w:r>
@@ -4191,6 +4258,7 @@
           <w:sz w:val="24"/>
           <w:szCs w:val="24"/>
         </w:rPr>
+        <w:lastRenderedPageBreak/>
         <w:t xml:space="preserve">You can choose different edges (with equal weight) </w:t>
       </w:r>
     </w:p>
@@ -4624,7 +4692,6 @@
           <w:b/>
           <w:color w:val="FF0000"/>
         </w:rPr>
-        <w:lastRenderedPageBreak/>
         <w:t xml:space="preserve">Consider an undirected disconnected graph where every edge has same weight value of </w:t>
       </w:r>
       <w:proofErr w:type="gramStart"/>
@@ -4776,6 +4843,7 @@
         <w:pStyle w:val="Heading4"/>
       </w:pPr>
       <w:r>
+        <w:lastRenderedPageBreak/>
         <w:t xml:space="preserve">1. </w:t>
       </w:r>
       <w:r>
@@ -4889,10 +4957,7 @@
         <w:t>👉</w:t>
       </w:r>
       <w:r>
-        <w:t xml:space="preserve"> Distance (cost) =</w:t>
-      </w:r>
-      <w:r>
-        <w:t xml:space="preserve"> </w:t>
+        <w:t xml:space="preserve"> Distance (cost) = </w:t>
       </w:r>
       <w:r>
         <w:rPr>
@@ -5058,7 +5123,6 @@
           <w:szCs w:val="24"/>
           <w:u w:val="single"/>
         </w:rPr>
-        <w:lastRenderedPageBreak/>
         <w:t>BFS vs DFS – Main Differences</w:t>
       </w:r>
     </w:p>
@@ -5228,8 +5292,6 @@
         </w:rPr>
         <w:t xml:space="preserve"> BFS starts from a given source vertex, the outcome is generally consistent. In contrast, DFS does not depend on a fixed starting point, so the outcome can vary depending on the traversal order.</w:t>
       </w:r>
-      <w:bookmarkStart w:id="0" w:name="_GoBack"/>
-      <w:bookmarkEnd w:id="0"/>
     </w:p>
     <w:p>
       <w:pPr>
@@ -5285,6 +5347,7 @@
         <w:rPr>
           <w:rStyle w:val="Strong"/>
         </w:rPr>
+        <w:lastRenderedPageBreak/>
         <w:t>DFS (Depth First Search):</w:t>
       </w:r>
       <w:r>
